--- a/project-personal/stage5/report/report.docx
+++ b/project-personal/stage5/report/report.docx
@@ -45,25 +45,19 @@
         <w:pStyle w:val="Subtitle"/>
       </w:pPr>
       <w:r>
-        <w:t xml:space="preserve">Персональный</w:t>
+        <w:t xml:space="preserve">Тестирование</w:t>
       </w:r>
       <w:r>
         <w:t xml:space="preserve"> </w:t>
       </w:r>
       <w:r>
-        <w:t xml:space="preserve">сайт</w:t>
+        <w:t xml:space="preserve">веб</w:t>
       </w:r>
       <w:r>
         <w:t xml:space="preserve"> </w:t>
       </w:r>
       <w:r>
-        <w:t xml:space="preserve">научного</w:t>
-      </w:r>
-      <w:r>
-        <w:t xml:space="preserve"> </w:t>
-      </w:r>
-      <w:r>
-        <w:t xml:space="preserve">работкника</w:t>
+        <w:t xml:space="preserve">приложений</w:t>
       </w:r>
     </w:p>
     <w:p>
@@ -135,11 +129,11 @@
         <w:pStyle w:val="FirstParagraph"/>
       </w:pPr>
       <w:r>
-        <w:t xml:space="preserve">Добавить к сайту данные о себе.</w:t>
+        <w:t xml:space="preserve">Burp Suite представляет собой набор мощных инструментов безопасности веб-приложений, которые демонстрируют реальные возможности злоумышленника, проникающего в веб-приложения.</w:t>
       </w:r>
     </w:p>
     <w:bookmarkEnd w:id="20"/>
-    <w:bookmarkStart w:id="21" w:name="задание"/>
+    <w:bookmarkStart w:id="36" w:name="выполнение"/>
     <w:p>
       <w:pPr>
         <w:pStyle w:val="Heading1"/>
@@ -154,7 +148,7 @@
         <w:tab/>
       </w:r>
       <w:r>
-        <w:t xml:space="preserve">Задание</w:t>
+        <w:t xml:space="preserve">Выполнение</w:t>
       </w:r>
     </w:p>
     <w:p>
@@ -162,34 +156,7 @@
         <w:pStyle w:val="FirstParagraph"/>
       </w:pPr>
       <w:r>
-        <w:t xml:space="preserve">Добавить с сайту все остальные элементы.</w:t>
-      </w:r>
-    </w:p>
-    <w:bookmarkEnd w:id="21"/>
-    <w:bookmarkStart w:id="31" w:name="выполнение"/>
-    <w:p>
-      <w:pPr>
-        <w:pStyle w:val="Heading1"/>
-      </w:pPr>
-      <w:r>
-        <w:rPr>
-          <w:rStyle w:val="SectionNumber"/>
-        </w:rPr>
-        <w:t xml:space="preserve">3</w:t>
-      </w:r>
-      <w:r>
-        <w:tab/>
-      </w:r>
-      <w:r>
-        <w:t xml:space="preserve">Выполнение</w:t>
-      </w:r>
-    </w:p>
-    <w:p>
-      <w:pPr>
-        <w:pStyle w:val="FirstParagraph"/>
-      </w:pPr>
-      <w:r>
-        <w:t xml:space="preserve">Сделать записи для персональных проектов (рис. 1).</w:t>
+        <w:t xml:space="preserve">Запускаем Burp Suite в терминале (рис. 1).</w:t>
       </w:r>
     </w:p>
     <w:p>
@@ -199,20 +166,20 @@
       <w:r>
         <w:drawing>
           <wp:inline>
-            <wp:extent cx="3733800" cy="2104961"/>
+            <wp:extent cx="3733800" cy="521228"/>
             <wp:effectExtent b="0" l="0" r="0" t="0"/>
-            <wp:docPr descr="Делаем записи" title="" id="23" name="Picture"/>
+            <wp:docPr descr="Запускаем" title="" id="22" name="Picture"/>
             <a:graphic>
               <a:graphicData uri="http://schemas.openxmlformats.org/drawingml/2006/picture">
                 <pic:pic>
                   <pic:nvPicPr>
-                    <pic:cNvPr descr="image/1.png" id="24" name="Picture"/>
+                    <pic:cNvPr descr="image/1.png" id="23" name="Picture"/>
                     <pic:cNvPicPr>
                       <a:picLocks noChangeArrowheads="1" noChangeAspect="1"/>
                     </pic:cNvPicPr>
                   </pic:nvPicPr>
                   <pic:blipFill>
-                    <a:blip r:embed="rId22"/>
+                    <a:blip r:embed="rId21"/>
                     <a:stretch>
                       <a:fillRect/>
                     </a:stretch>
@@ -220,7 +187,7 @@
                   <pic:spPr bwMode="auto">
                     <a:xfrm>
                       <a:off x="0" y="0"/>
-                      <a:ext cx="3733800" cy="2104961"/>
+                      <a:ext cx="3733800" cy="521228"/>
                     </a:xfrm>
                     <a:prstGeom prst="rect">
                       <a:avLst/>
@@ -244,7 +211,7 @@
         <w:pStyle w:val="ImageCaption"/>
       </w:pPr>
       <w:r>
-        <w:t xml:space="preserve">Рис. 1: Делаем записи</w:t>
+        <w:t xml:space="preserve">Рис. 1: Запускаем</w:t>
       </w:r>
     </w:p>
     <w:p>
@@ -252,7 +219,7 @@
         <w:pStyle w:val="BodyText"/>
       </w:pPr>
       <w:r>
-        <w:t xml:space="preserve">Сделать пост по прошедшей неделе (рис. 2).</w:t>
+        <w:t xml:space="preserve">Включаем intercept в Burp Suite. Пишем логин и неверный пароль на сайте DVWA (рис. 2).</w:t>
       </w:r>
     </w:p>
     <w:p>
@@ -262,20 +229,20 @@
       <w:r>
         <w:drawing>
           <wp:inline>
-            <wp:extent cx="3733800" cy="657961"/>
+            <wp:extent cx="3733800" cy="1163095"/>
             <wp:effectExtent b="0" l="0" r="0" t="0"/>
-            <wp:docPr descr="Пишем пост" title="" id="26" name="Picture"/>
+            <wp:docPr descr="Пишем" title="" id="25" name="Picture"/>
             <a:graphic>
               <a:graphicData uri="http://schemas.openxmlformats.org/drawingml/2006/picture">
                 <pic:pic>
                   <pic:nvPicPr>
-                    <pic:cNvPr descr="image/2.png" id="27" name="Picture"/>
+                    <pic:cNvPr descr="image/2.png" id="26" name="Picture"/>
                     <pic:cNvPicPr>
                       <a:picLocks noChangeArrowheads="1" noChangeAspect="1"/>
                     </pic:cNvPicPr>
                   </pic:nvPicPr>
                   <pic:blipFill>
-                    <a:blip r:embed="rId25"/>
+                    <a:blip r:embed="rId24"/>
                     <a:stretch>
                       <a:fillRect/>
                     </a:stretch>
@@ -283,7 +250,7 @@
                   <pic:spPr bwMode="auto">
                     <a:xfrm>
                       <a:off x="0" y="0"/>
-                      <a:ext cx="3733800" cy="657961"/>
+                      <a:ext cx="3733800" cy="1163095"/>
                     </a:xfrm>
                     <a:prstGeom prst="rect">
                       <a:avLst/>
@@ -307,7 +274,7 @@
         <w:pStyle w:val="ImageCaption"/>
       </w:pPr>
       <w:r>
-        <w:t xml:space="preserve">Рис. 2: Пишем пост</w:t>
+        <w:t xml:space="preserve">Рис. 2: Пишем</w:t>
       </w:r>
     </w:p>
     <w:p>
@@ -315,7 +282,7 @@
         <w:pStyle w:val="BodyText"/>
       </w:pPr>
       <w:r>
-        <w:t xml:space="preserve">Добавить пост на тему по выбору. Языки научного программирования (рис. 3)</w:t>
+        <w:t xml:space="preserve">Перехватываем запрос с неверным паролем (рис. 3)</w:t>
       </w:r>
     </w:p>
     <w:p>
@@ -325,20 +292,20 @@
       <w:r>
         <w:drawing>
           <wp:inline>
-            <wp:extent cx="3733800" cy="623219"/>
+            <wp:extent cx="3733800" cy="460663"/>
             <wp:effectExtent b="0" l="0" r="0" t="0"/>
-            <wp:docPr descr="Пишем пост" title="" id="29" name="Picture"/>
+            <wp:docPr descr="пароль" title="" id="28" name="Picture"/>
             <a:graphic>
               <a:graphicData uri="http://schemas.openxmlformats.org/drawingml/2006/picture">
                 <pic:pic>
                   <pic:nvPicPr>
-                    <pic:cNvPr descr="image/3.png" id="30" name="Picture"/>
+                    <pic:cNvPr descr="image/3.png" id="29" name="Picture"/>
                     <pic:cNvPicPr>
                       <a:picLocks noChangeArrowheads="1" noChangeAspect="1"/>
                     </pic:cNvPicPr>
                   </pic:nvPicPr>
                   <pic:blipFill>
-                    <a:blip r:embed="rId28"/>
+                    <a:blip r:embed="rId27"/>
                     <a:stretch>
                       <a:fillRect/>
                     </a:stretch>
@@ -346,7 +313,7 @@
                   <pic:spPr bwMode="auto">
                     <a:xfrm>
                       <a:off x="0" y="0"/>
-                      <a:ext cx="3733800" cy="623219"/>
+                      <a:ext cx="3733800" cy="460663"/>
                     </a:xfrm>
                     <a:prstGeom prst="rect">
                       <a:avLst/>
@@ -370,11 +337,137 @@
         <w:pStyle w:val="ImageCaption"/>
       </w:pPr>
       <w:r>
-        <w:t xml:space="preserve">Рис. 3: Пишем пост</w:t>
-      </w:r>
-    </w:p>
-    <w:bookmarkEnd w:id="31"/>
-    <w:bookmarkStart w:id="32" w:name="выводы"/>
+        <w:t xml:space="preserve">Рис. 3: пароль</w:t>
+      </w:r>
+    </w:p>
+    <w:p>
+      <w:pPr>
+        <w:pStyle w:val="BodyText"/>
+      </w:pPr>
+      <w:r>
+        <w:t xml:space="preserve">Модификация параметра password в Burp Suite (рис. 4).</w:t>
+      </w:r>
+    </w:p>
+    <w:p>
+      <w:pPr>
+        <w:pStyle w:val="CaptionedFigure"/>
+      </w:pPr>
+      <w:r>
+        <w:drawing>
+          <wp:inline>
+            <wp:extent cx="3733800" cy="357078"/>
+            <wp:effectExtent b="0" l="0" r="0" t="0"/>
+            <wp:docPr descr="Модификация" title="" id="31" name="Picture"/>
+            <a:graphic>
+              <a:graphicData uri="http://schemas.openxmlformats.org/drawingml/2006/picture">
+                <pic:pic>
+                  <pic:nvPicPr>
+                    <pic:cNvPr descr="image/4.png" id="32" name="Picture"/>
+                    <pic:cNvPicPr>
+                      <a:picLocks noChangeArrowheads="1" noChangeAspect="1"/>
+                    </pic:cNvPicPr>
+                  </pic:nvPicPr>
+                  <pic:blipFill>
+                    <a:blip r:embed="rId30"/>
+                    <a:stretch>
+                      <a:fillRect/>
+                    </a:stretch>
+                  </pic:blipFill>
+                  <pic:spPr bwMode="auto">
+                    <a:xfrm>
+                      <a:off x="0" y="0"/>
+                      <a:ext cx="3733800" cy="357078"/>
+                    </a:xfrm>
+                    <a:prstGeom prst="rect">
+                      <a:avLst/>
+                    </a:prstGeom>
+                    <a:noFill/>
+                    <a:ln w="9525">
+                      <a:noFill/>
+                      <a:headEnd/>
+                      <a:tailEnd/>
+                    </a:ln>
+                  </pic:spPr>
+                </pic:pic>
+              </a:graphicData>
+            </a:graphic>
+          </wp:inline>
+        </w:drawing>
+      </w:r>
+    </w:p>
+    <w:p>
+      <w:pPr>
+        <w:pStyle w:val="ImageCaption"/>
+      </w:pPr>
+      <w:r>
+        <w:t xml:space="preserve">Рис. 4: Модификация</w:t>
+      </w:r>
+    </w:p>
+    <w:p>
+      <w:pPr>
+        <w:pStyle w:val="BodyText"/>
+      </w:pPr>
+      <w:r>
+        <w:t xml:space="preserve">Успешный вход в DVWA после модификации запроса (рис. 3)</w:t>
+      </w:r>
+    </w:p>
+    <w:p>
+      <w:pPr>
+        <w:pStyle w:val="CaptionedFigure"/>
+      </w:pPr>
+      <w:r>
+        <w:drawing>
+          <wp:inline>
+            <wp:extent cx="3733800" cy="1455267"/>
+            <wp:effectExtent b="0" l="0" r="0" t="0"/>
+            <wp:docPr descr="сайт DVWA" title="" id="34" name="Picture"/>
+            <a:graphic>
+              <a:graphicData uri="http://schemas.openxmlformats.org/drawingml/2006/picture">
+                <pic:pic>
+                  <pic:nvPicPr>
+                    <pic:cNvPr descr="image/5.png" id="35" name="Picture"/>
+                    <pic:cNvPicPr>
+                      <a:picLocks noChangeArrowheads="1" noChangeAspect="1"/>
+                    </pic:cNvPicPr>
+                  </pic:nvPicPr>
+                  <pic:blipFill>
+                    <a:blip r:embed="rId33"/>
+                    <a:stretch>
+                      <a:fillRect/>
+                    </a:stretch>
+                  </pic:blipFill>
+                  <pic:spPr bwMode="auto">
+                    <a:xfrm>
+                      <a:off x="0" y="0"/>
+                      <a:ext cx="3733800" cy="1455267"/>
+                    </a:xfrm>
+                    <a:prstGeom prst="rect">
+                      <a:avLst/>
+                    </a:prstGeom>
+                    <a:noFill/>
+                    <a:ln w="9525">
+                      <a:noFill/>
+                      <a:headEnd/>
+                      <a:tailEnd/>
+                    </a:ln>
+                  </pic:spPr>
+                </pic:pic>
+              </a:graphicData>
+            </a:graphic>
+          </wp:inline>
+        </w:drawing>
+      </w:r>
+    </w:p>
+    <w:p>
+      <w:pPr>
+        <w:pStyle w:val="ImageCaption"/>
+      </w:pPr>
+      <w:r>
+        <w:t xml:space="preserve">Рис. 5: сайт DVWA</w:t>
+      </w:r>
+    </w:p>
+    <w:bookmarkEnd w:id="36"/>
+    <w:bookmarkStart w:id="37" w:name="выводы"/>
     <w:p>
       <w:pPr>
         <w:pStyle w:val="Heading1"/>
@@ -383,7 +476,7 @@
         <w:rPr>
           <w:rStyle w:val="SectionNumber"/>
         </w:rPr>
-        <w:t xml:space="preserve">4</w:t>
+        <w:t xml:space="preserve">3</w:t>
       </w:r>
       <w:r>
         <w:tab/>
@@ -397,10 +490,10 @@
         <w:pStyle w:val="FirstParagraph"/>
       </w:pPr>
       <w:r>
-        <w:t xml:space="preserve">Мы научились добавлять к сайту информацию о себе и писать посты.</w:t>
-      </w:r>
-    </w:p>
-    <w:bookmarkEnd w:id="32"/>
+        <w:t xml:space="preserve">Мы научились пользоваться Burp Suite.</w:t>
+      </w:r>
+    </w:p>
+    <w:bookmarkEnd w:id="37"/>
     <w:sectPr/>
   </w:body>
 </w:document>
